--- a/lab4/reports/Романюк Артем Методи програмної інженерії Лаб №4.docx
+++ b/lab4/reports/Романюк Артем Методи програмної інженерії Лаб №4.docx
@@ -916,7 +916,7 @@
       <w:pPr>
         <w:numPr>
           <w:ilvl w:val="0"/>
-          <w:numId w:val="2"/>
+          <w:numId w:val="4"/>
         </w:numPr>
         <w:spacing w:after="0" w:before="0" w:line="360" w:lineRule="auto"/>
         <w:ind w:left="720" w:hanging="360"/>
@@ -942,7 +942,7 @@
       <w:pPr>
         <w:numPr>
           <w:ilvl w:val="0"/>
-          <w:numId w:val="2"/>
+          <w:numId w:val="4"/>
         </w:numPr>
         <w:spacing w:after="0" w:before="0" w:line="360" w:lineRule="auto"/>
         <w:ind w:left="720" w:hanging="360"/>
@@ -968,7 +968,7 @@
       <w:pPr>
         <w:numPr>
           <w:ilvl w:val="0"/>
-          <w:numId w:val="2"/>
+          <w:numId w:val="4"/>
         </w:numPr>
         <w:spacing w:after="0" w:before="0" w:line="360" w:lineRule="auto"/>
         <w:ind w:left="720" w:hanging="360"/>
@@ -1111,354 +1111,6 @@
           <w:rtl w:val="0"/>
         </w:rPr>
         <w:t xml:space="preserve">Інструментарій розробки:</w:t>
-      </w:r>
-    </w:p>
-    <w:p>
-      <w:pPr>
-        <w:numPr>
-          <w:ilvl w:val="0"/>
-          <w:numId w:val="3"/>
-        </w:numPr>
-        <w:spacing w:after="0" w:before="0" w:line="360" w:lineRule="auto"/>
-        <w:ind w:left="720" w:hanging="360"/>
-        <w:jc w:val="both"/>
-        <w:rPr>
-          <w:rFonts w:ascii="Times New Roman" w:cs="Times New Roman" w:eastAsia="Times New Roman" w:hAnsi="Times New Roman"/>
-          <w:sz w:val="28"/>
-          <w:szCs w:val="28"/>
-          <w:u w:val="none"/>
-        </w:rPr>
-      </w:pPr>
-      <w:r>
-        <w:rPr>
-          <w:rFonts w:ascii="Times New Roman" w:cs="Times New Roman" w:eastAsia="Times New Roman" w:hAnsi="Times New Roman"/>
-          <w:sz w:val="28"/>
-          <w:szCs w:val="28"/>
-          <w:rtl w:val="0"/>
-        </w:rPr>
-        <w:t xml:space="preserve">Мова програмування: JavaScript.</w:t>
-      </w:r>
-    </w:p>
-    <w:p>
-      <w:pPr>
-        <w:numPr>
-          <w:ilvl w:val="0"/>
-          <w:numId w:val="3"/>
-        </w:numPr>
-        <w:spacing w:after="0" w:before="0" w:line="360" w:lineRule="auto"/>
-        <w:ind w:left="720" w:hanging="360"/>
-        <w:jc w:val="both"/>
-        <w:rPr>
-          <w:rFonts w:ascii="Times New Roman" w:cs="Times New Roman" w:eastAsia="Times New Roman" w:hAnsi="Times New Roman"/>
-          <w:sz w:val="28"/>
-          <w:szCs w:val="28"/>
-          <w:u w:val="none"/>
-        </w:rPr>
-      </w:pPr>
-      <w:r>
-        <w:rPr>
-          <w:rFonts w:ascii="Times New Roman" w:cs="Times New Roman" w:eastAsia="Times New Roman" w:hAnsi="Times New Roman"/>
-          <w:sz w:val="28"/>
-          <w:szCs w:val="28"/>
-          <w:rtl w:val="0"/>
-        </w:rPr>
-        <w:t xml:space="preserve">Розмітка та стилі: HTML5, CSS3.</w:t>
-      </w:r>
-    </w:p>
-    <w:p>
-      <w:pPr>
-        <w:numPr>
-          <w:ilvl w:val="0"/>
-          <w:numId w:val="3"/>
-        </w:numPr>
-        <w:spacing w:after="0" w:before="0" w:line="360" w:lineRule="auto"/>
-        <w:ind w:left="720" w:hanging="360"/>
-        <w:jc w:val="both"/>
-        <w:rPr>
-          <w:rFonts w:ascii="Times New Roman" w:cs="Times New Roman" w:eastAsia="Times New Roman" w:hAnsi="Times New Roman"/>
-          <w:sz w:val="28"/>
-          <w:szCs w:val="28"/>
-          <w:u w:val="none"/>
-        </w:rPr>
-      </w:pPr>
-      <w:r>
-        <w:rPr>
-          <w:rFonts w:ascii="Times New Roman" w:cs="Times New Roman" w:eastAsia="Times New Roman" w:hAnsi="Times New Roman"/>
-          <w:sz w:val="28"/>
-          <w:szCs w:val="28"/>
-          <w:rtl w:val="0"/>
-        </w:rPr>
-        <w:t xml:space="preserve">Візуалізація: бібліотека D3.js.</w:t>
-      </w:r>
-    </w:p>
-    <w:p>
-      <w:pPr>
-        <w:spacing w:after="0" w:before="0" w:line="360" w:lineRule="auto"/>
-        <w:jc w:val="both"/>
-        <w:rPr>
-          <w:rFonts w:ascii="Times New Roman" w:cs="Times New Roman" w:eastAsia="Times New Roman" w:hAnsi="Times New Roman"/>
-          <w:sz w:val="28"/>
-          <w:szCs w:val="28"/>
-        </w:rPr>
-      </w:pPr>
-      <w:r>
-        <w:rPr>
-          <w:rtl w:val="0"/>
-        </w:rPr>
-      </w:r>
-    </w:p>
-    <w:p>
-      <w:pPr>
-        <w:spacing w:after="0" w:before="0" w:line="360" w:lineRule="auto"/>
-        <w:jc w:val="both"/>
-        <w:rPr>
-          <w:rFonts w:ascii="Times New Roman" w:cs="Times New Roman" w:eastAsia="Times New Roman" w:hAnsi="Times New Roman"/>
-          <w:sz w:val="28"/>
-          <w:szCs w:val="28"/>
-        </w:rPr>
-      </w:pPr>
-      <w:r>
-        <w:rPr>
-          <w:rFonts w:ascii="Times New Roman" w:cs="Times New Roman" w:eastAsia="Times New Roman" w:hAnsi="Times New Roman"/>
-          <w:b w:val="1"/>
-          <w:bCs w:val="1"/>
-          <w:sz w:val="28"/>
-          <w:szCs w:val="28"/>
-          <w:rtl w:val="0"/>
-        </w:rPr>
-        <w:t xml:space="preserve">2. Мета проекту</w:t>
-      </w:r>
-      <w:r>
-        <w:rPr>
-          <w:rtl w:val="0"/>
-        </w:rPr>
-      </w:r>
-    </w:p>
-    <w:p>
-      <w:pPr>
-        <w:spacing w:after="0" w:before="0" w:line="360" w:lineRule="auto"/>
-        <w:jc w:val="both"/>
-        <w:rPr>
-          <w:rFonts w:ascii="Times New Roman" w:cs="Times New Roman" w:eastAsia="Times New Roman" w:hAnsi="Times New Roman"/>
-          <w:sz w:val="28"/>
-          <w:szCs w:val="28"/>
-        </w:rPr>
-      </w:pPr>
-      <w:r>
-        <w:rPr>
-          <w:rFonts w:ascii="Times New Roman" w:cs="Times New Roman" w:eastAsia="Times New Roman" w:hAnsi="Times New Roman"/>
-          <w:sz w:val="28"/>
-          <w:szCs w:val="28"/>
-          <w:rtl w:val="0"/>
-        </w:rPr>
-        <w:t xml:space="preserve">Метою розробки є створення програмного продукту, який дозволяє:</w:t>
-      </w:r>
-    </w:p>
-    <w:p>
-      <w:pPr>
-        <w:numPr>
-          <w:ilvl w:val="0"/>
-          <w:numId w:val="6"/>
-        </w:numPr>
-        <w:spacing w:after="0" w:before="0" w:line="360" w:lineRule="auto"/>
-        <w:ind w:left="720" w:hanging="360"/>
-        <w:jc w:val="both"/>
-        <w:rPr>
-          <w:rFonts w:ascii="Times New Roman" w:cs="Times New Roman" w:eastAsia="Times New Roman" w:hAnsi="Times New Roman"/>
-          <w:sz w:val="28"/>
-          <w:szCs w:val="28"/>
-          <w:u w:val="none"/>
-        </w:rPr>
-      </w:pPr>
-      <w:r>
-        <w:rPr>
-          <w:rFonts w:ascii="Times New Roman" w:cs="Times New Roman" w:eastAsia="Times New Roman" w:hAnsi="Times New Roman"/>
-          <w:sz w:val="28"/>
-          <w:szCs w:val="28"/>
-          <w:rtl w:val="0"/>
-        </w:rPr>
-        <w:t xml:space="preserve">Реалізувати побудову інтерполяційного полінома Лагранжа за заданим табличним набором точок {(xᵢ, yᵢ)}.</w:t>
-      </w:r>
-    </w:p>
-    <w:p>
-      <w:pPr>
-        <w:numPr>
-          <w:ilvl w:val="0"/>
-          <w:numId w:val="6"/>
-        </w:numPr>
-        <w:spacing w:after="0" w:before="0" w:line="360" w:lineRule="auto"/>
-        <w:ind w:left="720" w:hanging="360"/>
-        <w:jc w:val="both"/>
-        <w:rPr>
-          <w:rFonts w:ascii="Times New Roman" w:cs="Times New Roman" w:eastAsia="Times New Roman" w:hAnsi="Times New Roman"/>
-          <w:sz w:val="28"/>
-          <w:szCs w:val="28"/>
-          <w:u w:val="none"/>
-        </w:rPr>
-      </w:pPr>
-      <w:r>
-        <w:rPr>
-          <w:rFonts w:ascii="Times New Roman" w:cs="Times New Roman" w:eastAsia="Times New Roman" w:hAnsi="Times New Roman"/>
-          <w:sz w:val="28"/>
-          <w:szCs w:val="28"/>
-          <w:rtl w:val="0"/>
-        </w:rPr>
-        <w:t xml:space="preserve">Виконати апроксимацію даних методом найменших квадратів (МНК) із вибором ступеня полінома m=2, 3, 4.</w:t>
-      </w:r>
-    </w:p>
-    <w:p>
-      <w:pPr>
-        <w:numPr>
-          <w:ilvl w:val="0"/>
-          <w:numId w:val="6"/>
-        </w:numPr>
-        <w:spacing w:after="0" w:before="0" w:line="360" w:lineRule="auto"/>
-        <w:ind w:left="720" w:hanging="360"/>
-        <w:jc w:val="both"/>
-        <w:rPr>
-          <w:rFonts w:ascii="Times New Roman" w:cs="Times New Roman" w:eastAsia="Times New Roman" w:hAnsi="Times New Roman"/>
-          <w:sz w:val="28"/>
-          <w:szCs w:val="28"/>
-          <w:u w:val="none"/>
-        </w:rPr>
-      </w:pPr>
-      <w:r>
-        <w:rPr>
-          <w:rFonts w:ascii="Times New Roman" w:cs="Times New Roman" w:eastAsia="Times New Roman" w:hAnsi="Times New Roman"/>
-          <w:sz w:val="28"/>
-          <w:szCs w:val="28"/>
-          <w:rtl w:val="0"/>
-        </w:rPr>
-        <w:t xml:space="preserve">Візуалізувати результати: відобразити вихідні точки, криву інтерполяції та криву МНК, а також діаграму залишків rᵢ.</w:t>
-      </w:r>
-    </w:p>
-    <w:p>
-      <w:pPr>
-        <w:numPr>
-          <w:ilvl w:val="0"/>
-          <w:numId w:val="6"/>
-        </w:numPr>
-        <w:spacing w:after="0" w:before="0" w:line="360" w:lineRule="auto"/>
-        <w:ind w:left="720" w:hanging="360"/>
-        <w:jc w:val="both"/>
-        <w:rPr>
-          <w:rFonts w:ascii="Times New Roman" w:cs="Times New Roman" w:eastAsia="Times New Roman" w:hAnsi="Times New Roman"/>
-          <w:sz w:val="28"/>
-          <w:szCs w:val="28"/>
-          <w:u w:val="none"/>
-        </w:rPr>
-      </w:pPr>
-      <w:r>
-        <w:rPr>
-          <w:rFonts w:ascii="Times New Roman" w:cs="Times New Roman" w:eastAsia="Times New Roman" w:hAnsi="Times New Roman"/>
-          <w:sz w:val="28"/>
-          <w:szCs w:val="28"/>
-          <w:rtl w:val="0"/>
-        </w:rPr>
-        <w:t xml:space="preserve">Забезпечити анімацію покрокового додавання вузлів інтерполяції та «виростання» кривої МНК.</w:t>
-      </w:r>
-    </w:p>
-    <w:p>
-      <w:pPr>
-        <w:spacing w:after="0" w:before="0" w:line="360" w:lineRule="auto"/>
-        <w:jc w:val="both"/>
-        <w:rPr>
-          <w:rFonts w:ascii="Times New Roman" w:cs="Times New Roman" w:eastAsia="Times New Roman" w:hAnsi="Times New Roman"/>
-          <w:sz w:val="28"/>
-          <w:szCs w:val="28"/>
-        </w:rPr>
-      </w:pPr>
-      <w:r>
-        <w:rPr>
-          <w:rtl w:val="0"/>
-        </w:rPr>
-      </w:r>
-    </w:p>
-    <w:p>
-      <w:pPr>
-        <w:spacing w:after="0" w:before="0" w:line="360" w:lineRule="auto"/>
-        <w:jc w:val="both"/>
-        <w:rPr>
-          <w:rFonts w:ascii="Times New Roman" w:cs="Times New Roman" w:eastAsia="Times New Roman" w:hAnsi="Times New Roman"/>
-          <w:sz w:val="28"/>
-          <w:szCs w:val="28"/>
-        </w:rPr>
-      </w:pPr>
-      <w:r>
-        <w:rPr>
-          <w:rFonts w:ascii="Times New Roman" w:cs="Times New Roman" w:eastAsia="Times New Roman" w:hAnsi="Times New Roman"/>
-          <w:b w:val="1"/>
-          <w:bCs w:val="1"/>
-          <w:sz w:val="28"/>
-          <w:szCs w:val="28"/>
-          <w:rtl w:val="0"/>
-        </w:rPr>
-        <w:t xml:space="preserve">3. Основні функціональні вимоги</w:t>
-      </w:r>
-      <w:r>
-        <w:rPr>
-          <w:rtl w:val="0"/>
-        </w:rPr>
-      </w:r>
-    </w:p>
-    <w:p>
-      <w:pPr>
-        <w:spacing w:after="0" w:before="0" w:line="360" w:lineRule="auto"/>
-        <w:jc w:val="both"/>
-        <w:rPr>
-          <w:rFonts w:ascii="Times New Roman" w:cs="Times New Roman" w:eastAsia="Times New Roman" w:hAnsi="Times New Roman"/>
-          <w:sz w:val="28"/>
-          <w:szCs w:val="28"/>
-        </w:rPr>
-      </w:pPr>
-      <w:r>
-        <w:rPr>
-          <w:rFonts w:ascii="Times New Roman" w:cs="Times New Roman" w:eastAsia="Times New Roman" w:hAnsi="Times New Roman"/>
-          <w:sz w:val="28"/>
-          <w:szCs w:val="28"/>
-          <w:rtl w:val="0"/>
-        </w:rPr>
-        <w:t xml:space="preserve">Організація інтерфейсу: адаптивне полотно D3.js, перемикач «Інтерполяція / МНК / Усі», осі з підписами й сіткою, легенда, підказки при наведенні (координати, значення похибки).</w:t>
-      </w:r>
-    </w:p>
-    <w:p>
-      <w:pPr>
-        <w:spacing w:after="0" w:before="0" w:line="360" w:lineRule="auto"/>
-        <w:jc w:val="both"/>
-        <w:rPr>
-          <w:rFonts w:ascii="Times New Roman" w:cs="Times New Roman" w:eastAsia="Times New Roman" w:hAnsi="Times New Roman"/>
-          <w:sz w:val="28"/>
-          <w:szCs w:val="28"/>
-        </w:rPr>
-      </w:pPr>
-      <w:r>
-        <w:rPr>
-          <w:rFonts w:ascii="Times New Roman" w:cs="Times New Roman" w:eastAsia="Times New Roman" w:hAnsi="Times New Roman"/>
-          <w:sz w:val="28"/>
-          <w:szCs w:val="28"/>
-          <w:rtl w:val="0"/>
-        </w:rPr>
-        <w:t xml:space="preserve">Введення даних: можливість введення набору точок {(xᵢ, yᵢ)} через форму або вибір варіанта зі списку.</w:t>
-      </w:r>
-    </w:p>
-    <w:p>
-      <w:pPr>
-        <w:spacing w:after="0" w:before="0" w:line="360" w:lineRule="auto"/>
-        <w:jc w:val="both"/>
-        <w:rPr>
-          <w:rFonts w:ascii="Times New Roman" w:cs="Times New Roman" w:eastAsia="Times New Roman" w:hAnsi="Times New Roman"/>
-          <w:sz w:val="28"/>
-          <w:szCs w:val="28"/>
-        </w:rPr>
-      </w:pPr>
-      <w:r>
-        <w:rPr>
-          <w:rFonts w:ascii="Times New Roman" w:cs="Times New Roman" w:eastAsia="Times New Roman" w:hAnsi="Times New Roman"/>
-          <w:sz w:val="28"/>
-          <w:szCs w:val="28"/>
-          <w:rtl w:val="0"/>
-        </w:rPr>
-        <w:t xml:space="preserve">Алгоритмічне забезпечення:</w:t>
       </w:r>
     </w:p>
     <w:p>
@@ -1484,7 +1136,7 @@
           <w:szCs w:val="28"/>
           <w:rtl w:val="0"/>
         </w:rPr>
-        <w:t xml:space="preserve">Інтерполяція Лагранжа - точне відтворення значень функції в усіх заданих вузлах.</w:t>
+        <w:t xml:space="preserve">Мова програмування: JavaScript.</w:t>
       </w:r>
     </w:p>
     <w:p>
@@ -1510,7 +1162,355 @@
           <w:szCs w:val="28"/>
           <w:rtl w:val="0"/>
         </w:rPr>
-        <w:t xml:space="preserve">МНК-апроксимація - побудова дизайн-матриці, обчислення коефіцієнтів через QR-розклад, обчислення залишків rᵢ, RMSE, </w:t>
+        <w:t xml:space="preserve">Розмітка та стилі: HTML5, CSS3.</w:t>
+      </w:r>
+    </w:p>
+    <w:p>
+      <w:pPr>
+        <w:numPr>
+          <w:ilvl w:val="0"/>
+          <w:numId w:val="5"/>
+        </w:numPr>
+        <w:spacing w:after="0" w:before="0" w:line="360" w:lineRule="auto"/>
+        <w:ind w:left="720" w:hanging="360"/>
+        <w:jc w:val="both"/>
+        <w:rPr>
+          <w:rFonts w:ascii="Times New Roman" w:cs="Times New Roman" w:eastAsia="Times New Roman" w:hAnsi="Times New Roman"/>
+          <w:sz w:val="28"/>
+          <w:szCs w:val="28"/>
+          <w:u w:val="none"/>
+        </w:rPr>
+      </w:pPr>
+      <w:r>
+        <w:rPr>
+          <w:rFonts w:ascii="Times New Roman" w:cs="Times New Roman" w:eastAsia="Times New Roman" w:hAnsi="Times New Roman"/>
+          <w:sz w:val="28"/>
+          <w:szCs w:val="28"/>
+          <w:rtl w:val="0"/>
+        </w:rPr>
+        <w:t xml:space="preserve">Візуалізація: бібліотека D3.js.</w:t>
+      </w:r>
+    </w:p>
+    <w:p>
+      <w:pPr>
+        <w:spacing w:after="0" w:before="0" w:line="360" w:lineRule="auto"/>
+        <w:jc w:val="both"/>
+        <w:rPr>
+          <w:rFonts w:ascii="Times New Roman" w:cs="Times New Roman" w:eastAsia="Times New Roman" w:hAnsi="Times New Roman"/>
+          <w:sz w:val="28"/>
+          <w:szCs w:val="28"/>
+        </w:rPr>
+      </w:pPr>
+      <w:r>
+        <w:rPr>
+          <w:rtl w:val="0"/>
+        </w:rPr>
+      </w:r>
+    </w:p>
+    <w:p>
+      <w:pPr>
+        <w:spacing w:after="0" w:before="0" w:line="360" w:lineRule="auto"/>
+        <w:jc w:val="both"/>
+        <w:rPr>
+          <w:rFonts w:ascii="Times New Roman" w:cs="Times New Roman" w:eastAsia="Times New Roman" w:hAnsi="Times New Roman"/>
+          <w:sz w:val="28"/>
+          <w:szCs w:val="28"/>
+        </w:rPr>
+      </w:pPr>
+      <w:r>
+        <w:rPr>
+          <w:rFonts w:ascii="Times New Roman" w:cs="Times New Roman" w:eastAsia="Times New Roman" w:hAnsi="Times New Roman"/>
+          <w:b w:val="1"/>
+          <w:bCs w:val="1"/>
+          <w:sz w:val="28"/>
+          <w:szCs w:val="28"/>
+          <w:rtl w:val="0"/>
+        </w:rPr>
+        <w:t xml:space="preserve">2. Мета проекту</w:t>
+      </w:r>
+      <w:r>
+        <w:rPr>
+          <w:rtl w:val="0"/>
+        </w:rPr>
+      </w:r>
+    </w:p>
+    <w:p>
+      <w:pPr>
+        <w:spacing w:after="0" w:before="0" w:line="360" w:lineRule="auto"/>
+        <w:jc w:val="both"/>
+        <w:rPr>
+          <w:rFonts w:ascii="Times New Roman" w:cs="Times New Roman" w:eastAsia="Times New Roman" w:hAnsi="Times New Roman"/>
+          <w:sz w:val="28"/>
+          <w:szCs w:val="28"/>
+        </w:rPr>
+      </w:pPr>
+      <w:r>
+        <w:rPr>
+          <w:rFonts w:ascii="Times New Roman" w:cs="Times New Roman" w:eastAsia="Times New Roman" w:hAnsi="Times New Roman"/>
+          <w:sz w:val="28"/>
+          <w:szCs w:val="28"/>
+          <w:rtl w:val="0"/>
+        </w:rPr>
+        <w:t xml:space="preserve">Метою розробки є створення програмного продукту, який дозволяє:</w:t>
+      </w:r>
+    </w:p>
+    <w:p>
+      <w:pPr>
+        <w:numPr>
+          <w:ilvl w:val="0"/>
+          <w:numId w:val="8"/>
+        </w:numPr>
+        <w:spacing w:after="0" w:before="0" w:line="360" w:lineRule="auto"/>
+        <w:ind w:left="720" w:hanging="360"/>
+        <w:jc w:val="both"/>
+        <w:rPr>
+          <w:rFonts w:ascii="Times New Roman" w:cs="Times New Roman" w:eastAsia="Times New Roman" w:hAnsi="Times New Roman"/>
+          <w:sz w:val="28"/>
+          <w:szCs w:val="28"/>
+          <w:u w:val="none"/>
+        </w:rPr>
+      </w:pPr>
+      <w:r>
+        <w:rPr>
+          <w:rFonts w:ascii="Times New Roman" w:cs="Times New Roman" w:eastAsia="Times New Roman" w:hAnsi="Times New Roman"/>
+          <w:sz w:val="28"/>
+          <w:szCs w:val="28"/>
+          <w:rtl w:val="0"/>
+        </w:rPr>
+        <w:t xml:space="preserve">Реалізувати побудову інтерполяційного полінома Лагранжа за заданим табличним набором точок {(xᵢ, yᵢ)}.</w:t>
+      </w:r>
+    </w:p>
+    <w:p>
+      <w:pPr>
+        <w:numPr>
+          <w:ilvl w:val="0"/>
+          <w:numId w:val="8"/>
+        </w:numPr>
+        <w:spacing w:after="0" w:before="0" w:line="360" w:lineRule="auto"/>
+        <w:ind w:left="720" w:hanging="360"/>
+        <w:jc w:val="both"/>
+        <w:rPr>
+          <w:rFonts w:ascii="Times New Roman" w:cs="Times New Roman" w:eastAsia="Times New Roman" w:hAnsi="Times New Roman"/>
+          <w:sz w:val="28"/>
+          <w:szCs w:val="28"/>
+          <w:u w:val="none"/>
+        </w:rPr>
+      </w:pPr>
+      <w:r>
+        <w:rPr>
+          <w:rFonts w:ascii="Times New Roman" w:cs="Times New Roman" w:eastAsia="Times New Roman" w:hAnsi="Times New Roman"/>
+          <w:sz w:val="28"/>
+          <w:szCs w:val="28"/>
+          <w:rtl w:val="0"/>
+        </w:rPr>
+        <w:t xml:space="preserve">Виконати апроксимацію даних методом найменших квадратів (МНК) із вибором ступеня полінома m=2, 3, 4.</w:t>
+      </w:r>
+    </w:p>
+    <w:p>
+      <w:pPr>
+        <w:numPr>
+          <w:ilvl w:val="0"/>
+          <w:numId w:val="8"/>
+        </w:numPr>
+        <w:spacing w:after="0" w:before="0" w:line="360" w:lineRule="auto"/>
+        <w:ind w:left="720" w:hanging="360"/>
+        <w:jc w:val="both"/>
+        <w:rPr>
+          <w:rFonts w:ascii="Times New Roman" w:cs="Times New Roman" w:eastAsia="Times New Roman" w:hAnsi="Times New Roman"/>
+          <w:sz w:val="28"/>
+          <w:szCs w:val="28"/>
+          <w:u w:val="none"/>
+        </w:rPr>
+      </w:pPr>
+      <w:r>
+        <w:rPr>
+          <w:rFonts w:ascii="Times New Roman" w:cs="Times New Roman" w:eastAsia="Times New Roman" w:hAnsi="Times New Roman"/>
+          <w:sz w:val="28"/>
+          <w:szCs w:val="28"/>
+          <w:rtl w:val="0"/>
+        </w:rPr>
+        <w:t xml:space="preserve">Візуалізувати результати: відобразити вихідні точки, криву інтерполяції та криву МНК, а також діаграму залишків rᵢ.</w:t>
+      </w:r>
+    </w:p>
+    <w:p>
+      <w:pPr>
+        <w:numPr>
+          <w:ilvl w:val="0"/>
+          <w:numId w:val="8"/>
+        </w:numPr>
+        <w:spacing w:after="0" w:before="0" w:line="360" w:lineRule="auto"/>
+        <w:ind w:left="720" w:hanging="360"/>
+        <w:jc w:val="both"/>
+        <w:rPr>
+          <w:rFonts w:ascii="Times New Roman" w:cs="Times New Roman" w:eastAsia="Times New Roman" w:hAnsi="Times New Roman"/>
+          <w:sz w:val="28"/>
+          <w:szCs w:val="28"/>
+          <w:u w:val="none"/>
+        </w:rPr>
+      </w:pPr>
+      <w:r>
+        <w:rPr>
+          <w:rFonts w:ascii="Times New Roman" w:cs="Times New Roman" w:eastAsia="Times New Roman" w:hAnsi="Times New Roman"/>
+          <w:sz w:val="28"/>
+          <w:szCs w:val="28"/>
+          <w:rtl w:val="0"/>
+        </w:rPr>
+        <w:t xml:space="preserve">Забезпечити анімацію покрокового додавання вузлів інтерполяції та «виростання» кривої МНК.</w:t>
+      </w:r>
+    </w:p>
+    <w:p>
+      <w:pPr>
+        <w:spacing w:after="0" w:before="0" w:line="360" w:lineRule="auto"/>
+        <w:jc w:val="both"/>
+        <w:rPr>
+          <w:rFonts w:ascii="Times New Roman" w:cs="Times New Roman" w:eastAsia="Times New Roman" w:hAnsi="Times New Roman"/>
+          <w:sz w:val="28"/>
+          <w:szCs w:val="28"/>
+        </w:rPr>
+      </w:pPr>
+      <w:r>
+        <w:rPr>
+          <w:rtl w:val="0"/>
+        </w:rPr>
+      </w:r>
+    </w:p>
+    <w:p>
+      <w:pPr>
+        <w:spacing w:after="0" w:before="0" w:line="360" w:lineRule="auto"/>
+        <w:jc w:val="both"/>
+        <w:rPr>
+          <w:rFonts w:ascii="Times New Roman" w:cs="Times New Roman" w:eastAsia="Times New Roman" w:hAnsi="Times New Roman"/>
+          <w:sz w:val="28"/>
+          <w:szCs w:val="28"/>
+        </w:rPr>
+      </w:pPr>
+      <w:r>
+        <w:rPr>
+          <w:rFonts w:ascii="Times New Roman" w:cs="Times New Roman" w:eastAsia="Times New Roman" w:hAnsi="Times New Roman"/>
+          <w:b w:val="1"/>
+          <w:bCs w:val="1"/>
+          <w:sz w:val="28"/>
+          <w:szCs w:val="28"/>
+          <w:rtl w:val="0"/>
+        </w:rPr>
+        <w:t xml:space="preserve">3. Основні функціональні вимоги</w:t>
+      </w:r>
+      <w:r>
+        <w:rPr>
+          <w:rtl w:val="0"/>
+        </w:rPr>
+      </w:r>
+    </w:p>
+    <w:p>
+      <w:pPr>
+        <w:spacing w:after="0" w:before="0" w:line="360" w:lineRule="auto"/>
+        <w:jc w:val="both"/>
+        <w:rPr>
+          <w:rFonts w:ascii="Times New Roman" w:cs="Times New Roman" w:eastAsia="Times New Roman" w:hAnsi="Times New Roman"/>
+          <w:sz w:val="28"/>
+          <w:szCs w:val="28"/>
+        </w:rPr>
+      </w:pPr>
+      <w:r>
+        <w:rPr>
+          <w:rFonts w:ascii="Times New Roman" w:cs="Times New Roman" w:eastAsia="Times New Roman" w:hAnsi="Times New Roman"/>
+          <w:sz w:val="28"/>
+          <w:szCs w:val="28"/>
+          <w:rtl w:val="0"/>
+        </w:rPr>
+        <w:t xml:space="preserve">Організація інтерфейсу: адаптивне полотно D3.js, перемикач «Інтерполяція / МНК / Усі», осі з підписами й сіткою, легенда, підказки при наведенні (координати, значення похибки).</w:t>
+      </w:r>
+    </w:p>
+    <w:p>
+      <w:pPr>
+        <w:spacing w:after="0" w:before="0" w:line="360" w:lineRule="auto"/>
+        <w:jc w:val="both"/>
+        <w:rPr>
+          <w:rFonts w:ascii="Times New Roman" w:cs="Times New Roman" w:eastAsia="Times New Roman" w:hAnsi="Times New Roman"/>
+          <w:sz w:val="28"/>
+          <w:szCs w:val="28"/>
+        </w:rPr>
+      </w:pPr>
+      <w:r>
+        <w:rPr>
+          <w:rFonts w:ascii="Times New Roman" w:cs="Times New Roman" w:eastAsia="Times New Roman" w:hAnsi="Times New Roman"/>
+          <w:sz w:val="28"/>
+          <w:szCs w:val="28"/>
+          <w:rtl w:val="0"/>
+        </w:rPr>
+        <w:t xml:space="preserve">Введення даних: можливість введення набору точок {(xᵢ, yᵢ)} через форму або вибір варіанта зі списку.</w:t>
+      </w:r>
+    </w:p>
+    <w:p>
+      <w:pPr>
+        <w:spacing w:after="0" w:before="0" w:line="360" w:lineRule="auto"/>
+        <w:jc w:val="both"/>
+        <w:rPr>
+          <w:rFonts w:ascii="Times New Roman" w:cs="Times New Roman" w:eastAsia="Times New Roman" w:hAnsi="Times New Roman"/>
+          <w:sz w:val="28"/>
+          <w:szCs w:val="28"/>
+        </w:rPr>
+      </w:pPr>
+      <w:r>
+        <w:rPr>
+          <w:rFonts w:ascii="Times New Roman" w:cs="Times New Roman" w:eastAsia="Times New Roman" w:hAnsi="Times New Roman"/>
+          <w:sz w:val="28"/>
+          <w:szCs w:val="28"/>
+          <w:rtl w:val="0"/>
+        </w:rPr>
+        <w:t xml:space="preserve">Алгоритмічне забезпечення:</w:t>
+      </w:r>
+    </w:p>
+    <w:p>
+      <w:pPr>
+        <w:numPr>
+          <w:ilvl w:val="0"/>
+          <w:numId w:val="7"/>
+        </w:numPr>
+        <w:spacing w:after="0" w:before="0" w:line="360" w:lineRule="auto"/>
+        <w:ind w:left="720" w:hanging="360"/>
+        <w:jc w:val="both"/>
+        <w:rPr>
+          <w:rFonts w:ascii="Times New Roman" w:cs="Times New Roman" w:eastAsia="Times New Roman" w:hAnsi="Times New Roman"/>
+          <w:sz w:val="28"/>
+          <w:szCs w:val="28"/>
+          <w:u w:val="none"/>
+        </w:rPr>
+      </w:pPr>
+      <w:r>
+        <w:rPr>
+          <w:rFonts w:ascii="Times New Roman" w:cs="Times New Roman" w:eastAsia="Times New Roman" w:hAnsi="Times New Roman"/>
+          <w:sz w:val="28"/>
+          <w:szCs w:val="28"/>
+          <w:rtl w:val="0"/>
+        </w:rPr>
+        <w:t xml:space="preserve">Інтерполяція Лагранжа - точне відтворення значень функції в усіх заданих вузлах.</w:t>
+      </w:r>
+    </w:p>
+    <w:p>
+      <w:pPr>
+        <w:numPr>
+          <w:ilvl w:val="0"/>
+          <w:numId w:val="7"/>
+        </w:numPr>
+        <w:spacing w:after="0" w:before="0" w:line="360" w:lineRule="auto"/>
+        <w:ind w:left="720" w:hanging="360"/>
+        <w:jc w:val="both"/>
+        <w:rPr>
+          <w:rFonts w:ascii="Times New Roman" w:cs="Times New Roman" w:eastAsia="Times New Roman" w:hAnsi="Times New Roman"/>
+          <w:sz w:val="28"/>
+          <w:szCs w:val="28"/>
+          <w:u w:val="none"/>
+        </w:rPr>
+      </w:pPr>
+      <w:r>
+        <w:rPr>
+          <w:rFonts w:ascii="Times New Roman" w:cs="Times New Roman" w:eastAsia="Times New Roman" w:hAnsi="Times New Roman"/>
+          <w:sz w:val="28"/>
+          <w:szCs w:val="28"/>
+          <w:rtl w:val="0"/>
+        </w:rPr>
+        <w:t xml:space="preserve">МНК-апроксимація - побудова дизайн-матриці, обчислення коефіцієнтів через метод Гаусса, обчислення залишків rᵢ, RMSE, </w:t>
       </w:r>
       <m:oMath>
         <m:sSup>
@@ -1579,7 +1579,7 @@
       <w:pPr>
         <w:numPr>
           <w:ilvl w:val="0"/>
-          <w:numId w:val="4"/>
+          <w:numId w:val="6"/>
         </w:numPr>
         <w:spacing w:after="0" w:before="0" w:line="360" w:lineRule="auto"/>
         <w:ind w:left="720" w:hanging="360"/>
@@ -1605,7 +1605,7 @@
       <w:pPr>
         <w:numPr>
           <w:ilvl w:val="0"/>
-          <w:numId w:val="4"/>
+          <w:numId w:val="6"/>
         </w:numPr>
         <w:spacing w:after="0" w:before="0" w:line="360" w:lineRule="auto"/>
         <w:ind w:left="720" w:hanging="360"/>
@@ -1631,7 +1631,7 @@
       <w:pPr>
         <w:numPr>
           <w:ilvl w:val="0"/>
-          <w:numId w:val="4"/>
+          <w:numId w:val="6"/>
         </w:numPr>
         <w:spacing w:after="0" w:before="0" w:line="360" w:lineRule="auto"/>
         <w:ind w:left="720" w:hanging="360"/>
@@ -1677,7 +1677,7 @@
       <w:pPr>
         <w:numPr>
           <w:ilvl w:val="0"/>
-          <w:numId w:val="1"/>
+          <w:numId w:val="3"/>
         </w:numPr>
         <w:spacing w:after="0" w:before="0" w:line="360" w:lineRule="auto"/>
         <w:ind w:left="720" w:hanging="360"/>
@@ -1703,7 +1703,7 @@
       <w:pPr>
         <w:numPr>
           <w:ilvl w:val="0"/>
-          <w:numId w:val="1"/>
+          <w:numId w:val="3"/>
         </w:numPr>
         <w:spacing w:after="0" w:before="0" w:line="360" w:lineRule="auto"/>
         <w:ind w:left="720" w:hanging="360"/>
@@ -2861,7 +2861,7 @@
           <w:szCs w:val="28"/>
           <w:rtl w:val="0"/>
         </w:rPr>
-        <w:t xml:space="preserve">Знайти вектор коефіцієнтів θ = (ΦᵀΦ)⁻¹Φᵀy (через QR-розклад для числової стійкості).</w:t>
+        <w:t xml:space="preserve">Знайти вектор коефіцієнти використовуючи метод Гаусса.</w:t>
       </w:r>
     </w:p>
     <w:p>
@@ -2964,12 +2964,12 @@
           <wp:inline distB="114300" distT="114300" distL="114300" distR="114300">
             <wp:extent cx="1079972" cy="5099870"/>
             <wp:effectExtent b="0" l="0" r="0" t="0"/>
-            <wp:docPr id="1" name="image1.png"/>
+            <wp:docPr id="5" name="image5.png"/>
             <a:graphic>
               <a:graphicData uri="http://schemas.openxmlformats.org/drawingml/2006/picture">
                 <pic:pic>
                   <pic:nvPicPr>
-                    <pic:cNvPr id="0" name="image1.png"/>
+                    <pic:cNvPr id="0" name="image5.png"/>
                     <pic:cNvPicPr preferRelativeResize="0"/>
                   </pic:nvPicPr>
                   <pic:blipFill>
@@ -4722,6 +4722,55 @@
         <w:jc w:val="both"/>
         <w:rPr>
           <w:rFonts w:ascii="Times New Roman" w:cs="Times New Roman" w:eastAsia="Times New Roman" w:hAnsi="Times New Roman"/>
+          <w:sz w:val="28"/>
+          <w:szCs w:val="28"/>
+        </w:rPr>
+      </w:pPr>
+      <w:r>
+        <w:rPr>
+          <w:rFonts w:ascii="Times New Roman" w:cs="Times New Roman" w:eastAsia="Times New Roman" w:hAnsi="Times New Roman"/>
+          <w:sz w:val="28"/>
+          <w:szCs w:val="28"/>
+          <w:rtl w:val="0"/>
+        </w:rPr>
+        <w:t xml:space="preserve">Посилання на github репозиторій:</w:t>
+      </w:r>
+    </w:p>
+    <w:p>
+      <w:pPr>
+        <w:spacing w:after="0" w:before="0" w:line="360" w:lineRule="auto"/>
+        <w:jc w:val="both"/>
+        <w:rPr>
+          <w:rFonts w:ascii="Times New Roman" w:cs="Times New Roman" w:eastAsia="Times New Roman" w:hAnsi="Times New Roman"/>
+          <w:sz w:val="28"/>
+          <w:szCs w:val="28"/>
+        </w:rPr>
+      </w:pPr>
+      <w:hyperlink r:id="rId7">
+        <w:r>
+          <w:rPr>
+            <w:rFonts w:ascii="Times New Roman" w:cs="Times New Roman" w:eastAsia="Times New Roman" w:hAnsi="Times New Roman"/>
+            <w:color w:val="1155cc"/>
+            <w:sz w:val="28"/>
+            <w:szCs w:val="28"/>
+            <w:u w:val="single"/>
+            <w:rtl w:val="0"/>
+          </w:rPr>
+          <w:t xml:space="preserve">https://github.com/ArtemRomaniuk/soft_eng_methods/tree/main/lab4</w:t>
+        </w:r>
+      </w:hyperlink>
+      <w:r>
+        <w:rPr>
+          <w:rtl w:val="0"/>
+        </w:rPr>
+      </w:r>
+    </w:p>
+    <w:p>
+      <w:pPr>
+        <w:spacing w:after="0" w:before="0" w:line="360" w:lineRule="auto"/>
+        <w:jc w:val="both"/>
+        <w:rPr>
+          <w:rFonts w:ascii="Times New Roman" w:cs="Times New Roman" w:eastAsia="Times New Roman" w:hAnsi="Times New Roman"/>
           <w:b w:val="1"/>
           <w:bCs w:val="1"/>
           <w:sz w:val="28"/>
@@ -4768,6 +4817,215 @@
           <w:szCs w:val="28"/>
         </w:rPr>
       </w:pPr>
+      <w:r>
+        <w:rPr>
+          <w:rFonts w:ascii="Times New Roman" w:cs="Times New Roman" w:eastAsia="Times New Roman" w:hAnsi="Times New Roman"/>
+          <w:sz w:val="28"/>
+          <w:szCs w:val="28"/>
+          <w:rtl w:val="0"/>
+        </w:rPr>
+        <w:t xml:space="preserve">Результати для 5 точок:</w:t>
+      </w:r>
+    </w:p>
+    <w:p>
+      <w:pPr>
+        <w:spacing w:after="0" w:before="0" w:line="360" w:lineRule="auto"/>
+        <w:jc w:val="both"/>
+        <w:rPr>
+          <w:rFonts w:ascii="Times New Roman" w:cs="Times New Roman" w:eastAsia="Times New Roman" w:hAnsi="Times New Roman"/>
+          <w:sz w:val="28"/>
+          <w:szCs w:val="28"/>
+        </w:rPr>
+      </w:pPr>
+      <w:r>
+        <w:rPr>
+          <w:rFonts w:ascii="Times New Roman" w:cs="Times New Roman" w:eastAsia="Times New Roman" w:hAnsi="Times New Roman"/>
+          <w:sz w:val="28"/>
+          <w:szCs w:val="28"/>
+        </w:rPr>
+        <w:drawing>
+          <wp:inline distB="114300" distT="114300" distL="114300" distR="114300">
+            <wp:extent cx="6202370" cy="3975100"/>
+            <wp:effectExtent b="0" l="0" r="0" t="0"/>
+            <wp:docPr id="2" name="image6.png"/>
+            <a:graphic>
+              <a:graphicData uri="http://schemas.openxmlformats.org/drawingml/2006/picture">
+                <pic:pic>
+                  <pic:nvPicPr>
+                    <pic:cNvPr id="0" name="image6.png"/>
+                    <pic:cNvPicPr preferRelativeResize="0"/>
+                  </pic:nvPicPr>
+                  <pic:blipFill>
+                    <a:blip r:embed="rId8"/>
+                    <a:srcRect b="0" l="0" r="0" t="0"/>
+                    <a:stretch>
+                      <a:fillRect/>
+                    </a:stretch>
+                  </pic:blipFill>
+                  <pic:spPr>
+                    <a:xfrm>
+                      <a:off x="0" y="0"/>
+                      <a:ext cx="6202370" cy="3975100"/>
+                    </a:xfrm>
+                    <a:prstGeom prst="rect"/>
+                    <a:ln/>
+                  </pic:spPr>
+                </pic:pic>
+              </a:graphicData>
+            </a:graphic>
+          </wp:inline>
+        </w:drawing>
+      </w:r>
+      <w:r>
+        <w:rPr>
+          <w:rtl w:val="0"/>
+        </w:rPr>
+      </w:r>
+    </w:p>
+    <w:p>
+      <w:pPr>
+        <w:spacing w:after="0" w:line="360" w:lineRule="auto"/>
+        <w:jc w:val="both"/>
+        <w:rPr>
+          <w:rFonts w:ascii="Times New Roman" w:cs="Times New Roman" w:eastAsia="Times New Roman" w:hAnsi="Times New Roman"/>
+          <w:sz w:val="28"/>
+          <w:szCs w:val="28"/>
+        </w:rPr>
+      </w:pPr>
+      <w:r>
+        <w:rPr>
+          <w:rFonts w:ascii="Times New Roman" w:cs="Times New Roman" w:eastAsia="Times New Roman" w:hAnsi="Times New Roman"/>
+          <w:sz w:val="28"/>
+          <w:szCs w:val="28"/>
+          <w:rtl w:val="0"/>
+        </w:rPr>
+        <w:t xml:space="preserve">Результати для 10 точок:</w:t>
+      </w:r>
+    </w:p>
+    <w:p>
+      <w:pPr>
+        <w:spacing w:after="0" w:before="0" w:line="360" w:lineRule="auto"/>
+        <w:jc w:val="both"/>
+        <w:rPr>
+          <w:rFonts w:ascii="Times New Roman" w:cs="Times New Roman" w:eastAsia="Times New Roman" w:hAnsi="Times New Roman"/>
+          <w:sz w:val="28"/>
+          <w:szCs w:val="28"/>
+        </w:rPr>
+      </w:pPr>
+      <w:r>
+        <w:rPr>
+          <w:rFonts w:ascii="Times New Roman" w:cs="Times New Roman" w:eastAsia="Times New Roman" w:hAnsi="Times New Roman"/>
+          <w:sz w:val="28"/>
+          <w:szCs w:val="28"/>
+        </w:rPr>
+        <w:drawing>
+          <wp:inline distB="114300" distT="114300" distL="114300" distR="114300">
+            <wp:extent cx="6202370" cy="3987800"/>
+            <wp:effectExtent b="0" l="0" r="0" t="0"/>
+            <wp:docPr id="1" name="image4.png"/>
+            <a:graphic>
+              <a:graphicData uri="http://schemas.openxmlformats.org/drawingml/2006/picture">
+                <pic:pic>
+                  <pic:nvPicPr>
+                    <pic:cNvPr id="0" name="image4.png"/>
+                    <pic:cNvPicPr preferRelativeResize="0"/>
+                  </pic:nvPicPr>
+                  <pic:blipFill>
+                    <a:blip r:embed="rId9"/>
+                    <a:srcRect b="0" l="0" r="0" t="0"/>
+                    <a:stretch>
+                      <a:fillRect/>
+                    </a:stretch>
+                  </pic:blipFill>
+                  <pic:spPr>
+                    <a:xfrm>
+                      <a:off x="0" y="0"/>
+                      <a:ext cx="6202370" cy="3987800"/>
+                    </a:xfrm>
+                    <a:prstGeom prst="rect"/>
+                    <a:ln/>
+                  </pic:spPr>
+                </pic:pic>
+              </a:graphicData>
+            </a:graphic>
+          </wp:inline>
+        </w:drawing>
+      </w:r>
+      <w:r>
+        <w:rPr>
+          <w:rtl w:val="0"/>
+        </w:rPr>
+      </w:r>
+    </w:p>
+    <w:p>
+      <w:pPr>
+        <w:spacing w:after="0" w:line="360" w:lineRule="auto"/>
+        <w:jc w:val="both"/>
+        <w:rPr>
+          <w:rFonts w:ascii="Times New Roman" w:cs="Times New Roman" w:eastAsia="Times New Roman" w:hAnsi="Times New Roman"/>
+          <w:sz w:val="28"/>
+          <w:szCs w:val="28"/>
+        </w:rPr>
+      </w:pPr>
+      <w:r>
+        <w:rPr>
+          <w:rFonts w:ascii="Times New Roman" w:cs="Times New Roman" w:eastAsia="Times New Roman" w:hAnsi="Times New Roman"/>
+          <w:sz w:val="28"/>
+          <w:szCs w:val="28"/>
+          <w:rtl w:val="0"/>
+        </w:rPr>
+        <w:t xml:space="preserve">Результати для 20 точок:</w:t>
+      </w:r>
+    </w:p>
+    <w:p>
+      <w:pPr>
+        <w:spacing w:after="0" w:line="360" w:lineRule="auto"/>
+        <w:jc w:val="both"/>
+        <w:rPr>
+          <w:rFonts w:ascii="Times New Roman" w:cs="Times New Roman" w:eastAsia="Times New Roman" w:hAnsi="Times New Roman"/>
+          <w:sz w:val="28"/>
+          <w:szCs w:val="28"/>
+        </w:rPr>
+      </w:pPr>
+      <w:r>
+        <w:rPr>
+          <w:rFonts w:ascii="Times New Roman" w:cs="Times New Roman" w:eastAsia="Times New Roman" w:hAnsi="Times New Roman"/>
+          <w:sz w:val="28"/>
+          <w:szCs w:val="28"/>
+        </w:rPr>
+        <w:drawing>
+          <wp:inline distB="114300" distT="114300" distL="114300" distR="114300">
+            <wp:extent cx="6202370" cy="4000500"/>
+            <wp:effectExtent b="0" l="0" r="0" t="0"/>
+            <wp:docPr id="7" name="image7.png"/>
+            <a:graphic>
+              <a:graphicData uri="http://schemas.openxmlformats.org/drawingml/2006/picture">
+                <pic:pic>
+                  <pic:nvPicPr>
+                    <pic:cNvPr id="0" name="image7.png"/>
+                    <pic:cNvPicPr preferRelativeResize="0"/>
+                  </pic:nvPicPr>
+                  <pic:blipFill>
+                    <a:blip r:embed="rId10"/>
+                    <a:srcRect b="0" l="0" r="0" t="0"/>
+                    <a:stretch>
+                      <a:fillRect/>
+                    </a:stretch>
+                  </pic:blipFill>
+                  <pic:spPr>
+                    <a:xfrm>
+                      <a:off x="0" y="0"/>
+                      <a:ext cx="6202370" cy="4000500"/>
+                    </a:xfrm>
+                    <a:prstGeom prst="rect"/>
+                    <a:ln/>
+                  </pic:spPr>
+                </pic:pic>
+              </a:graphicData>
+            </a:graphic>
+          </wp:inline>
+        </w:drawing>
+      </w:r>
       <w:r>
         <w:rPr>
           <w:rtl w:val="0"/>
@@ -6443,22 +6701,6 @@
         <w:jc w:val="both"/>
         <w:rPr>
           <w:rFonts w:ascii="Times New Roman" w:cs="Times New Roman" w:eastAsia="Times New Roman" w:hAnsi="Times New Roman"/>
-          <w:sz w:val="28"/>
-          <w:szCs w:val="28"/>
-        </w:rPr>
-      </w:pPr>
-      <w:r>
-        <w:rPr>
-          <w:rtl w:val="0"/>
-        </w:rPr>
-      </w:r>
-    </w:p>
-    <w:p>
-      <w:pPr>
-        <w:spacing w:after="0" w:before="0" w:line="360" w:lineRule="auto"/>
-        <w:jc w:val="both"/>
-        <w:rPr>
-          <w:rFonts w:ascii="Times New Roman" w:cs="Times New Roman" w:eastAsia="Times New Roman" w:hAnsi="Times New Roman"/>
           <w:b w:val="1"/>
           <w:bCs w:val="1"/>
           <w:sz w:val="28"/>
@@ -6467,6 +6709,24 @@
       </w:pPr>
       <w:r>
         <w:rPr>
+          <w:rtl w:val="0"/>
+        </w:rPr>
+      </w:r>
+    </w:p>
+    <w:p>
+      <w:pPr>
+        <w:spacing w:after="0" w:before="0" w:line="360" w:lineRule="auto"/>
+        <w:jc w:val="both"/>
+        <w:rPr>
+          <w:rFonts w:ascii="Times New Roman" w:cs="Times New Roman" w:eastAsia="Times New Roman" w:hAnsi="Times New Roman"/>
+          <w:color w:val="1f1f1f"/>
+          <w:sz w:val="28"/>
+          <w:szCs w:val="28"/>
+          <w:highlight w:val="white"/>
+        </w:rPr>
+      </w:pPr>
+      <w:r>
+        <w:rPr>
           <w:rFonts w:ascii="Times New Roman" w:cs="Times New Roman" w:eastAsia="Times New Roman" w:hAnsi="Times New Roman"/>
           <w:b w:val="1"/>
           <w:bCs w:val="1"/>
@@ -6474,21 +6734,376 @@
           <w:szCs w:val="28"/>
           <w:rtl w:val="0"/>
         </w:rPr>
-        <w:t xml:space="preserve">7.  Документування</w:t>
-      </w:r>
-    </w:p>
-    <w:p>
-      <w:pPr>
-        <w:spacing w:after="0" w:before="0" w:line="360" w:lineRule="auto"/>
-        <w:jc w:val="both"/>
+        <w:t xml:space="preserve">7. Звіт про використання AI (AI Interaction Log)</w:t>
+      </w:r>
+      <w:r>
+        <w:rPr>
+          <w:rtl w:val="0"/>
+        </w:rPr>
+      </w:r>
+    </w:p>
+    <w:p>
+      <w:pPr>
+        <w:spacing w:after="0" w:before="0" w:line="360" w:lineRule="auto"/>
+        <w:jc w:val="both"/>
+        <w:rPr>
+          <w:rFonts w:ascii="Times New Roman" w:cs="Times New Roman" w:eastAsia="Times New Roman" w:hAnsi="Times New Roman"/>
+          <w:color w:val="1f1f1f"/>
+          <w:sz w:val="28"/>
+          <w:szCs w:val="28"/>
+          <w:highlight w:val="white"/>
+        </w:rPr>
+      </w:pPr>
+      <w:r>
+        <w:rPr>
+          <w:rFonts w:ascii="Times New Roman" w:cs="Times New Roman" w:eastAsia="Times New Roman" w:hAnsi="Times New Roman"/>
+          <w:color w:val="1f1f1f"/>
+          <w:sz w:val="28"/>
+          <w:szCs w:val="28"/>
+          <w:highlight w:val="white"/>
+          <w:rtl w:val="0"/>
+        </w:rPr>
+        <w:t xml:space="preserve">Основні промпти:</w:t>
+      </w:r>
+    </w:p>
+    <w:p>
+      <w:pPr>
+        <w:numPr>
+          <w:ilvl w:val="0"/>
+          <w:numId w:val="2"/>
+        </w:numPr>
+        <w:spacing w:after="0" w:before="0" w:line="360" w:lineRule="auto"/>
+        <w:ind w:left="720" w:hanging="360"/>
+        <w:jc w:val="both"/>
+        <w:rPr>
+          <w:rFonts w:ascii="Times New Roman" w:cs="Times New Roman" w:eastAsia="Times New Roman" w:hAnsi="Times New Roman"/>
+          <w:color w:val="1f1f1f"/>
+          <w:sz w:val="28"/>
+          <w:szCs w:val="28"/>
+          <w:highlight w:val="white"/>
+          <w:u w:val="none"/>
+        </w:rPr>
+      </w:pPr>
+      <w:r>
+        <w:rPr>
+          <w:rFonts w:ascii="Times New Roman" w:cs="Times New Roman" w:eastAsia="Times New Roman" w:hAnsi="Times New Roman"/>
+          <w:color w:val="1f1f1f"/>
+          <w:sz w:val="28"/>
+          <w:szCs w:val="28"/>
+          <w:highlight w:val="white"/>
+          <w:rtl w:val="0"/>
+        </w:rPr>
+        <w:t xml:space="preserve">Задання інформації для контексту</w:t>
+      </w:r>
+    </w:p>
+    <w:p>
+      <w:pPr>
+        <w:spacing w:after="0" w:before="0" w:line="360" w:lineRule="auto"/>
+        <w:ind w:left="0" w:firstLine="0"/>
+        <w:jc w:val="both"/>
+        <w:rPr>
+          <w:rFonts w:ascii="Times New Roman" w:cs="Times New Roman" w:eastAsia="Times New Roman" w:hAnsi="Times New Roman"/>
+          <w:color w:val="1f1f1f"/>
+          <w:sz w:val="28"/>
+          <w:szCs w:val="28"/>
+          <w:highlight w:val="white"/>
+        </w:rPr>
+      </w:pPr>
+      <w:r>
+        <w:rPr>
+          <w:rFonts w:ascii="Times New Roman" w:cs="Times New Roman" w:eastAsia="Times New Roman" w:hAnsi="Times New Roman"/>
+          <w:color w:val="1f1f1f"/>
+          <w:sz w:val="28"/>
+          <w:szCs w:val="28"/>
+          <w:highlight w:val="white"/>
+        </w:rPr>
+        <w:drawing>
+          <wp:inline distB="114300" distT="114300" distL="114300" distR="114300">
+            <wp:extent cx="6202370" cy="4483100"/>
+            <wp:effectExtent b="0" l="0" r="0" t="0"/>
+            <wp:docPr id="3" name="image3.png"/>
+            <a:graphic>
+              <a:graphicData uri="http://schemas.openxmlformats.org/drawingml/2006/picture">
+                <pic:pic>
+                  <pic:nvPicPr>
+                    <pic:cNvPr id="0" name="image3.png"/>
+                    <pic:cNvPicPr preferRelativeResize="0"/>
+                  </pic:nvPicPr>
+                  <pic:blipFill>
+                    <a:blip r:embed="rId11"/>
+                    <a:srcRect b="0" l="0" r="0" t="0"/>
+                    <a:stretch>
+                      <a:fillRect/>
+                    </a:stretch>
+                  </pic:blipFill>
+                  <pic:spPr>
+                    <a:xfrm>
+                      <a:off x="0" y="0"/>
+                      <a:ext cx="6202370" cy="4483100"/>
+                    </a:xfrm>
+                    <a:prstGeom prst="rect"/>
+                    <a:ln/>
+                  </pic:spPr>
+                </pic:pic>
+              </a:graphicData>
+            </a:graphic>
+          </wp:inline>
+        </w:drawing>
+      </w:r>
+      <w:r>
+        <w:rPr>
+          <w:rtl w:val="0"/>
+        </w:rPr>
+      </w:r>
+    </w:p>
+    <w:p>
+      <w:pPr>
+        <w:numPr>
+          <w:ilvl w:val="0"/>
+          <w:numId w:val="2"/>
+        </w:numPr>
+        <w:spacing w:after="0" w:before="0" w:line="360" w:lineRule="auto"/>
+        <w:ind w:left="720" w:hanging="360"/>
+        <w:jc w:val="both"/>
+        <w:rPr>
+          <w:rFonts w:ascii="Times New Roman" w:cs="Times New Roman" w:eastAsia="Times New Roman" w:hAnsi="Times New Roman"/>
+          <w:color w:val="1f1f1f"/>
+          <w:sz w:val="28"/>
+          <w:szCs w:val="28"/>
+          <w:highlight w:val="white"/>
+          <w:u w:val="none"/>
+        </w:rPr>
+      </w:pPr>
+      <w:r>
+        <w:rPr>
+          <w:rFonts w:ascii="Times New Roman" w:cs="Times New Roman" w:eastAsia="Times New Roman" w:hAnsi="Times New Roman"/>
+          <w:color w:val="1f1f1f"/>
+          <w:sz w:val="28"/>
+          <w:szCs w:val="28"/>
+          <w:highlight w:val="white"/>
+          <w:rtl w:val="0"/>
+        </w:rPr>
+        <w:t xml:space="preserve">Поясни метод інтерполяції Лагранжа</w:t>
+      </w:r>
+    </w:p>
+    <w:p>
+      <w:pPr>
+        <w:spacing w:after="0" w:before="0" w:line="360" w:lineRule="auto"/>
+        <w:ind w:left="0" w:firstLine="0"/>
+        <w:jc w:val="both"/>
+        <w:rPr>
+          <w:rFonts w:ascii="Times New Roman" w:cs="Times New Roman" w:eastAsia="Times New Roman" w:hAnsi="Times New Roman"/>
+          <w:color w:val="1f1f1f"/>
+          <w:sz w:val="28"/>
+          <w:szCs w:val="28"/>
+          <w:highlight w:val="white"/>
+        </w:rPr>
+      </w:pPr>
+      <w:r>
+        <w:rPr>
+          <w:rFonts w:ascii="Times New Roman" w:cs="Times New Roman" w:eastAsia="Times New Roman" w:hAnsi="Times New Roman"/>
+          <w:color w:val="1f1f1f"/>
+          <w:sz w:val="28"/>
+          <w:szCs w:val="28"/>
+          <w:highlight w:val="white"/>
+        </w:rPr>
+        <w:drawing>
+          <wp:inline distB="114300" distT="114300" distL="114300" distR="114300">
+            <wp:extent cx="6202370" cy="3733800"/>
+            <wp:effectExtent b="0" l="0" r="0" t="0"/>
+            <wp:docPr id="6" name="image1.png"/>
+            <a:graphic>
+              <a:graphicData uri="http://schemas.openxmlformats.org/drawingml/2006/picture">
+                <pic:pic>
+                  <pic:nvPicPr>
+                    <pic:cNvPr id="0" name="image1.png"/>
+                    <pic:cNvPicPr preferRelativeResize="0"/>
+                  </pic:nvPicPr>
+                  <pic:blipFill>
+                    <a:blip r:embed="rId12"/>
+                    <a:srcRect b="0" l="0" r="0" t="0"/>
+                    <a:stretch>
+                      <a:fillRect/>
+                    </a:stretch>
+                  </pic:blipFill>
+                  <pic:spPr>
+                    <a:xfrm>
+                      <a:off x="0" y="0"/>
+                      <a:ext cx="6202370" cy="3733800"/>
+                    </a:xfrm>
+                    <a:prstGeom prst="rect"/>
+                    <a:ln/>
+                  </pic:spPr>
+                </pic:pic>
+              </a:graphicData>
+            </a:graphic>
+          </wp:inline>
+        </w:drawing>
+      </w:r>
+      <w:r>
+        <w:rPr>
+          <w:rtl w:val="0"/>
+        </w:rPr>
+      </w:r>
+    </w:p>
+    <w:p>
+      <w:pPr>
+        <w:numPr>
+          <w:ilvl w:val="0"/>
+          <w:numId w:val="2"/>
+        </w:numPr>
+        <w:spacing w:after="0" w:before="0" w:line="360" w:lineRule="auto"/>
+        <w:ind w:left="720" w:hanging="360"/>
+        <w:jc w:val="both"/>
+        <w:rPr>
+          <w:rFonts w:ascii="Times New Roman" w:cs="Times New Roman" w:eastAsia="Times New Roman" w:hAnsi="Times New Roman"/>
+          <w:color w:val="1f1f1f"/>
+          <w:sz w:val="28"/>
+          <w:szCs w:val="28"/>
+          <w:highlight w:val="white"/>
+          <w:u w:val="none"/>
+        </w:rPr>
+      </w:pPr>
+      <w:r>
+        <w:rPr>
+          <w:rFonts w:ascii="Times New Roman" w:cs="Times New Roman" w:eastAsia="Times New Roman" w:hAnsi="Times New Roman"/>
+          <w:color w:val="1f1f1f"/>
+          <w:sz w:val="28"/>
+          <w:szCs w:val="28"/>
+          <w:highlight w:val="white"/>
+          <w:rtl w:val="0"/>
+        </w:rPr>
+        <w:t xml:space="preserve">Поясни метод апроксимації НМК</w:t>
+      </w:r>
+    </w:p>
+    <w:p>
+      <w:pPr>
+        <w:spacing w:after="0" w:before="0" w:line="360" w:lineRule="auto"/>
+        <w:jc w:val="both"/>
+        <w:rPr>
+          <w:rFonts w:ascii="Times New Roman" w:cs="Times New Roman" w:eastAsia="Times New Roman" w:hAnsi="Times New Roman"/>
+          <w:color w:val="1f1f1f"/>
+          <w:sz w:val="28"/>
+          <w:szCs w:val="28"/>
+          <w:highlight w:val="white"/>
+        </w:rPr>
+      </w:pPr>
+      <w:r>
+        <w:rPr>
+          <w:rFonts w:ascii="Times New Roman" w:cs="Times New Roman" w:eastAsia="Times New Roman" w:hAnsi="Times New Roman"/>
+          <w:color w:val="1f1f1f"/>
+          <w:sz w:val="28"/>
+          <w:szCs w:val="28"/>
+          <w:highlight w:val="white"/>
+        </w:rPr>
+        <w:drawing>
+          <wp:inline distB="114300" distT="114300" distL="114300" distR="114300">
+            <wp:extent cx="6202370" cy="4140200"/>
+            <wp:effectExtent b="0" l="0" r="0" t="0"/>
+            <wp:docPr id="4" name="image2.png"/>
+            <a:graphic>
+              <a:graphicData uri="http://schemas.openxmlformats.org/drawingml/2006/picture">
+                <pic:pic>
+                  <pic:nvPicPr>
+                    <pic:cNvPr id="0" name="image2.png"/>
+                    <pic:cNvPicPr preferRelativeResize="0"/>
+                  </pic:nvPicPr>
+                  <pic:blipFill>
+                    <a:blip r:embed="rId13"/>
+                    <a:srcRect b="0" l="0" r="0" t="0"/>
+                    <a:stretch>
+                      <a:fillRect/>
+                    </a:stretch>
+                  </pic:blipFill>
+                  <pic:spPr>
+                    <a:xfrm>
+                      <a:off x="0" y="0"/>
+                      <a:ext cx="6202370" cy="4140200"/>
+                    </a:xfrm>
+                    <a:prstGeom prst="rect"/>
+                    <a:ln/>
+                  </pic:spPr>
+                </pic:pic>
+              </a:graphicData>
+            </a:graphic>
+          </wp:inline>
+        </w:drawing>
+      </w:r>
+      <w:r>
+        <w:rPr>
+          <w:rtl w:val="0"/>
+        </w:rPr>
+      </w:r>
+    </w:p>
+    <w:p>
+      <w:pPr>
+        <w:numPr>
+          <w:ilvl w:val="0"/>
+          <w:numId w:val="2"/>
+        </w:numPr>
+        <w:spacing w:after="0" w:before="0" w:line="360" w:lineRule="auto"/>
+        <w:ind w:left="720" w:hanging="360"/>
+        <w:jc w:val="both"/>
+        <w:rPr>
+          <w:rFonts w:ascii="Times New Roman" w:cs="Times New Roman" w:eastAsia="Times New Roman" w:hAnsi="Times New Roman"/>
+          <w:color w:val="1f1f1f"/>
+          <w:sz w:val="28"/>
+          <w:szCs w:val="28"/>
+          <w:highlight w:val="white"/>
+          <w:u w:val="none"/>
+        </w:rPr>
+      </w:pPr>
+      <w:r>
+        <w:rPr>
+          <w:rFonts w:ascii="Times New Roman" w:cs="Times New Roman" w:eastAsia="Times New Roman" w:hAnsi="Times New Roman"/>
+          <w:color w:val="1f1f1f"/>
+          <w:sz w:val="28"/>
+          <w:szCs w:val="28"/>
+          <w:highlight w:val="white"/>
+          <w:rtl w:val="0"/>
+        </w:rPr>
+        <w:t xml:space="preserve">Поясни RMSE R^2</w:t>
+      </w:r>
+    </w:p>
+    <w:p>
+      <w:pPr>
+        <w:spacing w:after="0" w:before="0" w:line="360" w:lineRule="auto"/>
+        <w:jc w:val="both"/>
+        <w:rPr>
+          <w:rFonts w:ascii="Times New Roman" w:cs="Times New Roman" w:eastAsia="Times New Roman" w:hAnsi="Times New Roman"/>
+          <w:color w:val="1f1f1f"/>
+          <w:sz w:val="28"/>
+          <w:szCs w:val="28"/>
+          <w:highlight w:val="white"/>
+        </w:rPr>
+      </w:pPr>
+      <w:r>
         <w:rPr>
           <w:rFonts w:ascii="Times New Roman" w:cs="Times New Roman" w:eastAsia="Times New Roman" w:hAnsi="Times New Roman"/>
           <w:b w:val="1"/>
           <w:bCs w:val="1"/>
-          <w:sz w:val="28"/>
-          <w:szCs w:val="28"/>
-        </w:rPr>
-      </w:pPr>
+          <w:color w:val="1f1f1f"/>
+          <w:sz w:val="28"/>
+          <w:szCs w:val="28"/>
+          <w:highlight w:val="white"/>
+          <w:rtl w:val="0"/>
+        </w:rPr>
+        <w:t xml:space="preserve">Посилання на таблицю: </w:t>
+      </w:r>
+      <w:hyperlink r:id="rId14">
+        <w:r>
+          <w:rPr>
+            <w:rFonts w:ascii="Times New Roman" w:cs="Times New Roman" w:eastAsia="Times New Roman" w:hAnsi="Times New Roman"/>
+            <w:color w:val="0000ee"/>
+            <w:sz w:val="28"/>
+            <w:szCs w:val="28"/>
+            <w:highlight w:val="white"/>
+            <w:u w:val="single"/>
+            <w:rtl w:val="0"/>
+          </w:rPr>
+          <w:t xml:space="preserve">AI interaction log</w:t>
+        </w:r>
+      </w:hyperlink>
       <w:r>
         <w:rPr>
           <w:rtl w:val="0"/>
@@ -6509,6 +7124,22 @@
       </w:pPr>
       <w:r>
         <w:rPr>
+          <w:rtl w:val="0"/>
+        </w:rPr>
+      </w:r>
+    </w:p>
+    <w:p>
+      <w:pPr>
+        <w:spacing w:after="0" w:before="0" w:line="360" w:lineRule="auto"/>
+        <w:jc w:val="center"/>
+        <w:rPr>
+          <w:rFonts w:ascii="Times New Roman" w:cs="Times New Roman" w:eastAsia="Times New Roman" w:hAnsi="Times New Roman"/>
+          <w:sz w:val="28"/>
+          <w:szCs w:val="28"/>
+        </w:rPr>
+      </w:pPr>
+      <w:r>
+        <w:rPr>
           <w:rFonts w:ascii="Times New Roman" w:cs="Times New Roman" w:eastAsia="Times New Roman" w:hAnsi="Times New Roman"/>
           <w:b w:val="1"/>
           <w:bCs w:val="1"/>
@@ -6516,70 +7147,143 @@
           <w:szCs w:val="28"/>
           <w:rtl w:val="0"/>
         </w:rPr>
-        <w:t xml:space="preserve">8. Звіт про використання AI (AI Interaction Log)</w:t>
-      </w:r>
-    </w:p>
-    <w:p>
-      <w:pPr>
-        <w:spacing w:after="0" w:before="0" w:line="360" w:lineRule="auto"/>
-        <w:jc w:val="both"/>
+        <w:t xml:space="preserve">Висновки</w:t>
+      </w:r>
+      <w:r>
+        <w:rPr>
+          <w:rtl w:val="0"/>
+        </w:rPr>
+      </w:r>
+    </w:p>
+    <w:p>
+      <w:pPr>
+        <w:spacing w:after="0" w:before="0" w:line="360" w:lineRule="auto"/>
+        <w:ind w:firstLine="720"/>
+        <w:jc w:val="both"/>
+        <w:rPr>
+          <w:rFonts w:ascii="Times New Roman" w:cs="Times New Roman" w:eastAsia="Times New Roman" w:hAnsi="Times New Roman"/>
+          <w:sz w:val="28"/>
+          <w:szCs w:val="28"/>
+        </w:rPr>
+      </w:pPr>
+      <w:r>
+        <w:rPr>
+          <w:rFonts w:ascii="Times New Roman" w:cs="Times New Roman" w:eastAsia="Times New Roman" w:hAnsi="Times New Roman"/>
+          <w:sz w:val="28"/>
+          <w:szCs w:val="28"/>
+          <w:rtl w:val="0"/>
+        </w:rPr>
+        <w:t xml:space="preserve">У ході лабораторної роботи було реалізовано програмний модуль для апроксимації даних методами інтерполяції та МНК відповідно до вимог ТЗ. Усі етапи розробки виконано на основі каскадної методологии (Waterfall).</w:t>
+      </w:r>
+    </w:p>
+    <w:p>
+      <w:pPr>
+        <w:spacing w:after="0" w:before="0" w:line="360" w:lineRule="auto"/>
+        <w:jc w:val="both"/>
+        <w:rPr>
+          <w:rFonts w:ascii="Times New Roman" w:cs="Times New Roman" w:eastAsia="Times New Roman" w:hAnsi="Times New Roman"/>
+          <w:sz w:val="28"/>
+          <w:szCs w:val="28"/>
+        </w:rPr>
+      </w:pPr>
+      <w:r>
+        <w:rPr>
+          <w:rFonts w:ascii="Times New Roman" w:cs="Times New Roman" w:eastAsia="Times New Roman" w:hAnsi="Times New Roman"/>
+          <w:sz w:val="28"/>
+          <w:szCs w:val="28"/>
+          <w:rtl w:val="0"/>
+        </w:rPr>
+        <w:t xml:space="preserve">Практично досліджено два підходи до обробки даних:</w:t>
+      </w:r>
+    </w:p>
+    <w:p>
+      <w:pPr>
+        <w:numPr>
+          <w:ilvl w:val="0"/>
+          <w:numId w:val="1"/>
+        </w:numPr>
+        <w:spacing w:after="0" w:before="0" w:line="360" w:lineRule="auto"/>
+        <w:ind w:left="720" w:hanging="360"/>
+        <w:jc w:val="both"/>
+        <w:rPr>
+          <w:sz w:val="28"/>
+          <w:szCs w:val="28"/>
+        </w:rPr>
+      </w:pPr>
+      <w:r>
         <w:rPr>
           <w:rFonts w:ascii="Times New Roman" w:cs="Times New Roman" w:eastAsia="Times New Roman" w:hAnsi="Times New Roman"/>
           <w:b w:val="1"/>
           <w:bCs w:val="1"/>
           <w:sz w:val="28"/>
           <w:szCs w:val="28"/>
-        </w:rPr>
-      </w:pPr>
-      <w:r>
-        <w:rPr>
-          <w:rtl w:val="0"/>
-        </w:rPr>
-      </w:r>
-    </w:p>
-    <w:p>
-      <w:pPr>
-        <w:spacing w:after="0" w:before="0" w:line="360" w:lineRule="auto"/>
-        <w:jc w:val="both"/>
+          <w:rtl w:val="0"/>
+        </w:rPr>
+        <w:t xml:space="preserve">Поліном Лагранжа:</w:t>
+      </w:r>
+      <w:r>
+        <w:rPr>
+          <w:rFonts w:ascii="Times New Roman" w:cs="Times New Roman" w:eastAsia="Times New Roman" w:hAnsi="Times New Roman"/>
+          <w:sz w:val="28"/>
+          <w:szCs w:val="28"/>
+          <w:rtl w:val="0"/>
+        </w:rPr>
+        <w:t xml:space="preserve"> забезпечує точне проходження кривої через усі задані вузли , але має ризик осциляцій при збільшенні кількості точок.</w:t>
+      </w:r>
+    </w:p>
+    <w:p>
+      <w:pPr>
+        <w:numPr>
+          <w:ilvl w:val="0"/>
+          <w:numId w:val="1"/>
+        </w:numPr>
+        <w:spacing w:after="0" w:before="0" w:line="360" w:lineRule="auto"/>
+        <w:ind w:left="720" w:hanging="360"/>
+        <w:jc w:val="both"/>
+        <w:rPr>
+          <w:sz w:val="28"/>
+          <w:szCs w:val="28"/>
+        </w:rPr>
+      </w:pPr>
+      <w:r>
         <w:rPr>
           <w:rFonts w:ascii="Times New Roman" w:cs="Times New Roman" w:eastAsia="Times New Roman" w:hAnsi="Times New Roman"/>
           <w:b w:val="1"/>
           <w:bCs w:val="1"/>
           <w:sz w:val="28"/>
           <w:szCs w:val="28"/>
-        </w:rPr>
-      </w:pPr>
-      <w:r>
-        <w:rPr>
-          <w:rtl w:val="0"/>
-        </w:rPr>
-      </w:r>
-    </w:p>
-    <w:p>
-      <w:pPr>
-        <w:spacing w:after="0" w:before="0" w:line="360" w:lineRule="auto"/>
-        <w:jc w:val="center"/>
-        <w:rPr>
-          <w:rFonts w:ascii="Times New Roman" w:cs="Times New Roman" w:eastAsia="Times New Roman" w:hAnsi="Times New Roman"/>
-          <w:sz w:val="28"/>
-          <w:szCs w:val="28"/>
-        </w:rPr>
-      </w:pPr>
-      <w:r>
-        <w:rPr>
-          <w:rFonts w:ascii="Times New Roman" w:cs="Times New Roman" w:eastAsia="Times New Roman" w:hAnsi="Times New Roman"/>
-          <w:b w:val="1"/>
-          <w:bCs w:val="1"/>
-          <w:sz w:val="28"/>
-          <w:szCs w:val="28"/>
-          <w:rtl w:val="0"/>
-        </w:rPr>
-        <w:t xml:space="preserve">Висновки</w:t>
-      </w:r>
-      <w:r>
-        <w:rPr>
-          <w:rtl w:val="0"/>
-        </w:rPr>
+          <w:rtl w:val="0"/>
+        </w:rPr>
+        <w:t xml:space="preserve">Метод найменших квадратів (МНК):</w:t>
+      </w:r>
+      <w:r>
+        <w:rPr>
+          <w:rFonts w:ascii="Times New Roman" w:cs="Times New Roman" w:eastAsia="Times New Roman" w:hAnsi="Times New Roman"/>
+          <w:sz w:val="28"/>
+          <w:szCs w:val="28"/>
+          <w:rtl w:val="0"/>
+        </w:rPr>
+        <w:t xml:space="preserve"> орієнтований на згладжування та мінімізацію відхилень. Розраховані метрики RMSE та R^2 підтвердили адекватність побудованої моделі для наборів із 5, 10 та 20 точок.</w:t>
+      </w:r>
+    </w:p>
+    <w:p>
+      <w:pPr>
+        <w:spacing w:after="0" w:before="0" w:line="360" w:lineRule="auto"/>
+        <w:jc w:val="both"/>
+        <w:rPr>
+          <w:rFonts w:ascii="Times New Roman" w:cs="Times New Roman" w:eastAsia="Times New Roman" w:hAnsi="Times New Roman"/>
+          <w:sz w:val="28"/>
+          <w:szCs w:val="28"/>
+        </w:rPr>
+      </w:pPr>
+      <w:r>
+        <w:rPr>
+          <w:rFonts w:ascii="Times New Roman" w:cs="Times New Roman" w:eastAsia="Times New Roman" w:hAnsi="Times New Roman"/>
+          <w:sz w:val="28"/>
+          <w:szCs w:val="28"/>
+          <w:rtl w:val="0"/>
+        </w:rPr>
+        <w:t xml:space="preserve">Завдяки бібліотеці D3.js та стеку HTML/CSS/JS створено інтерактивний інтерфейс із адаптивним графіком, діаграмою залишків та плавною анімацією обчислень. Для теоретичного аналізу методів та оптимізації алгоритмів було ефективно залучено інструменти штучного інтелекту, що зафіксовано в AI Interaction Log.</w:t>
       </w:r>
     </w:p>
     <w:p>
@@ -6600,7 +7304,7 @@
       </w:r>
     </w:p>
     <w:sectPr>
-      <w:headerReference r:id="rId7" w:type="default"/>
+      <w:headerReference r:id="rId15" w:type="default"/>
       <w:pgSz w:h="16838" w:w="11906" w:orient="portrait"/>
       <w:pgMar w:bottom="851" w:top="993" w:left="1418" w:right="720" w:header="708" w:footer="708"/>
       <w:pgNumType w:start="1"/>
@@ -6630,19 +7334,20 @@
     <w:lvl w:ilvl="0">
       <w:start w:val="1"/>
       <w:numFmt w:val="bullet"/>
-      <w:lvlText w:val="-"/>
+      <w:lvlText w:val="●"/>
       <w:lvlJc w:val="left"/>
       <w:pPr>
         <w:ind w:left="720" w:hanging="360"/>
       </w:pPr>
       <w:rPr>
+        <w:rFonts w:ascii="Arial" w:cs="Arial" w:eastAsia="Arial" w:hAnsi="Arial"/>
         <w:u w:val="none"/>
       </w:rPr>
     </w:lvl>
     <w:lvl w:ilvl="1">
       <w:start w:val="1"/>
       <w:numFmt w:val="bullet"/>
-      <w:lvlText w:val="-"/>
+      <w:lvlText w:val="○"/>
       <w:lvlJc w:val="left"/>
       <w:pPr>
         <w:ind w:left="1440" w:hanging="360"/>
@@ -6654,7 +7359,7 @@
     <w:lvl w:ilvl="2">
       <w:start w:val="1"/>
       <w:numFmt w:val="bullet"/>
-      <w:lvlText w:val="-"/>
+      <w:lvlText w:val="■"/>
       <w:lvlJc w:val="left"/>
       <w:pPr>
         <w:ind w:left="2160" w:hanging="360"/>
@@ -6666,7 +7371,7 @@
     <w:lvl w:ilvl="3">
       <w:start w:val="1"/>
       <w:numFmt w:val="bullet"/>
-      <w:lvlText w:val="-"/>
+      <w:lvlText w:val="●"/>
       <w:lvlJc w:val="left"/>
       <w:pPr>
         <w:ind w:left="2880" w:hanging="360"/>
@@ -6678,7 +7383,7 @@
     <w:lvl w:ilvl="4">
       <w:start w:val="1"/>
       <w:numFmt w:val="bullet"/>
-      <w:lvlText w:val="-"/>
+      <w:lvlText w:val="○"/>
       <w:lvlJc w:val="left"/>
       <w:pPr>
         <w:ind w:left="3600" w:hanging="360"/>
@@ -6690,7 +7395,7 @@
     <w:lvl w:ilvl="5">
       <w:start w:val="1"/>
       <w:numFmt w:val="bullet"/>
-      <w:lvlText w:val="-"/>
+      <w:lvlText w:val="■"/>
       <w:lvlJc w:val="left"/>
       <w:pPr>
         <w:ind w:left="4320" w:hanging="360"/>
@@ -6702,7 +7407,7 @@
     <w:lvl w:ilvl="6">
       <w:start w:val="1"/>
       <w:numFmt w:val="bullet"/>
-      <w:lvlText w:val="-"/>
+      <w:lvlText w:val="●"/>
       <w:lvlJc w:val="left"/>
       <w:pPr>
         <w:ind w:left="5040" w:hanging="360"/>
@@ -6714,7 +7419,7 @@
     <w:lvl w:ilvl="7">
       <w:start w:val="1"/>
       <w:numFmt w:val="bullet"/>
-      <w:lvlText w:val="-"/>
+      <w:lvlText w:val="○"/>
       <w:lvlJc w:val="left"/>
       <w:pPr>
         <w:ind w:left="5760" w:hanging="360"/>
@@ -6726,7 +7431,7 @@
     <w:lvl w:ilvl="8">
       <w:start w:val="1"/>
       <w:numFmt w:val="bullet"/>
-      <w:lvlText w:val="-"/>
+      <w:lvlText w:val="■"/>
       <w:lvlJc w:val="left"/>
       <w:pPr>
         <w:ind w:left="6480" w:hanging="360"/>
@@ -6959,8 +7664,8 @@
   <w:abstractNum w:abstractNumId="4">
     <w:lvl w:ilvl="0">
       <w:start w:val="1"/>
-      <w:numFmt w:val="bullet"/>
-      <w:lvlText w:val="-"/>
+      <w:numFmt w:val="decimal"/>
+      <w:lvlText w:val="%1."/>
       <w:lvlJc w:val="left"/>
       <w:pPr>
         <w:ind w:left="720" w:hanging="360"/>
@@ -6971,8 +7676,8 @@
     </w:lvl>
     <w:lvl w:ilvl="1">
       <w:start w:val="1"/>
-      <w:numFmt w:val="bullet"/>
-      <w:lvlText w:val="-"/>
+      <w:numFmt w:val="lowerLetter"/>
+      <w:lvlText w:val="%2."/>
       <w:lvlJc w:val="left"/>
       <w:pPr>
         <w:ind w:left="1440" w:hanging="360"/>
@@ -6983,9 +7688,9 @@
     </w:lvl>
     <w:lvl w:ilvl="2">
       <w:start w:val="1"/>
-      <w:numFmt w:val="bullet"/>
-      <w:lvlText w:val="-"/>
-      <w:lvlJc w:val="left"/>
+      <w:numFmt w:val="lowerRoman"/>
+      <w:lvlText w:val="%3."/>
+      <w:lvlJc w:val="right"/>
       <w:pPr>
         <w:ind w:left="2160" w:hanging="360"/>
       </w:pPr>
@@ -6995,8 +7700,8 @@
     </w:lvl>
     <w:lvl w:ilvl="3">
       <w:start w:val="1"/>
-      <w:numFmt w:val="bullet"/>
-      <w:lvlText w:val="-"/>
+      <w:numFmt w:val="decimal"/>
+      <w:lvlText w:val="%4."/>
       <w:lvlJc w:val="left"/>
       <w:pPr>
         <w:ind w:left="2880" w:hanging="360"/>
@@ -7007,8 +7712,8 @@
     </w:lvl>
     <w:lvl w:ilvl="4">
       <w:start w:val="1"/>
-      <w:numFmt w:val="bullet"/>
-      <w:lvlText w:val="-"/>
+      <w:numFmt w:val="lowerLetter"/>
+      <w:lvlText w:val="%5."/>
       <w:lvlJc w:val="left"/>
       <w:pPr>
         <w:ind w:left="3600" w:hanging="360"/>
@@ -7019,9 +7724,9 @@
     </w:lvl>
     <w:lvl w:ilvl="5">
       <w:start w:val="1"/>
-      <w:numFmt w:val="bullet"/>
-      <w:lvlText w:val="-"/>
-      <w:lvlJc w:val="left"/>
+      <w:numFmt w:val="lowerRoman"/>
+      <w:lvlText w:val="%6."/>
+      <w:lvlJc w:val="right"/>
       <w:pPr>
         <w:ind w:left="4320" w:hanging="360"/>
       </w:pPr>
@@ -7031,8 +7736,8 @@
     </w:lvl>
     <w:lvl w:ilvl="6">
       <w:start w:val="1"/>
-      <w:numFmt w:val="bullet"/>
-      <w:lvlText w:val="-"/>
+      <w:numFmt w:val="decimal"/>
+      <w:lvlText w:val="%7."/>
       <w:lvlJc w:val="left"/>
       <w:pPr>
         <w:ind w:left="5040" w:hanging="360"/>
@@ -7043,8 +7748,8 @@
     </w:lvl>
     <w:lvl w:ilvl="7">
       <w:start w:val="1"/>
-      <w:numFmt w:val="bullet"/>
-      <w:lvlText w:val="-"/>
+      <w:numFmt w:val="lowerLetter"/>
+      <w:lvlText w:val="%8."/>
       <w:lvlJc w:val="left"/>
       <w:pPr>
         <w:ind w:left="5760" w:hanging="360"/>
@@ -7055,9 +7760,9 @@
     </w:lvl>
     <w:lvl w:ilvl="8">
       <w:start w:val="1"/>
-      <w:numFmt w:val="bullet"/>
-      <w:lvlText w:val="-"/>
-      <w:lvlJc w:val="left"/>
+      <w:numFmt w:val="lowerRoman"/>
+      <w:lvlText w:val="%9."/>
+      <w:lvlJc w:val="right"/>
       <w:pPr>
         <w:ind w:left="6480" w:hanging="360"/>
       </w:pPr>
@@ -7177,6 +7882,226 @@
     </w:lvl>
   </w:abstractNum>
   <w:abstractNum w:abstractNumId="6">
+    <w:lvl w:ilvl="0">
+      <w:start w:val="1"/>
+      <w:numFmt w:val="bullet"/>
+      <w:lvlText w:val="-"/>
+      <w:lvlJc w:val="left"/>
+      <w:pPr>
+        <w:ind w:left="720" w:hanging="360"/>
+      </w:pPr>
+      <w:rPr>
+        <w:u w:val="none"/>
+      </w:rPr>
+    </w:lvl>
+    <w:lvl w:ilvl="1">
+      <w:start w:val="1"/>
+      <w:numFmt w:val="bullet"/>
+      <w:lvlText w:val="-"/>
+      <w:lvlJc w:val="left"/>
+      <w:pPr>
+        <w:ind w:left="1440" w:hanging="360"/>
+      </w:pPr>
+      <w:rPr>
+        <w:u w:val="none"/>
+      </w:rPr>
+    </w:lvl>
+    <w:lvl w:ilvl="2">
+      <w:start w:val="1"/>
+      <w:numFmt w:val="bullet"/>
+      <w:lvlText w:val="-"/>
+      <w:lvlJc w:val="left"/>
+      <w:pPr>
+        <w:ind w:left="2160" w:hanging="360"/>
+      </w:pPr>
+      <w:rPr>
+        <w:u w:val="none"/>
+      </w:rPr>
+    </w:lvl>
+    <w:lvl w:ilvl="3">
+      <w:start w:val="1"/>
+      <w:numFmt w:val="bullet"/>
+      <w:lvlText w:val="-"/>
+      <w:lvlJc w:val="left"/>
+      <w:pPr>
+        <w:ind w:left="2880" w:hanging="360"/>
+      </w:pPr>
+      <w:rPr>
+        <w:u w:val="none"/>
+      </w:rPr>
+    </w:lvl>
+    <w:lvl w:ilvl="4">
+      <w:start w:val="1"/>
+      <w:numFmt w:val="bullet"/>
+      <w:lvlText w:val="-"/>
+      <w:lvlJc w:val="left"/>
+      <w:pPr>
+        <w:ind w:left="3600" w:hanging="360"/>
+      </w:pPr>
+      <w:rPr>
+        <w:u w:val="none"/>
+      </w:rPr>
+    </w:lvl>
+    <w:lvl w:ilvl="5">
+      <w:start w:val="1"/>
+      <w:numFmt w:val="bullet"/>
+      <w:lvlText w:val="-"/>
+      <w:lvlJc w:val="left"/>
+      <w:pPr>
+        <w:ind w:left="4320" w:hanging="360"/>
+      </w:pPr>
+      <w:rPr>
+        <w:u w:val="none"/>
+      </w:rPr>
+    </w:lvl>
+    <w:lvl w:ilvl="6">
+      <w:start w:val="1"/>
+      <w:numFmt w:val="bullet"/>
+      <w:lvlText w:val="-"/>
+      <w:lvlJc w:val="left"/>
+      <w:pPr>
+        <w:ind w:left="5040" w:hanging="360"/>
+      </w:pPr>
+      <w:rPr>
+        <w:u w:val="none"/>
+      </w:rPr>
+    </w:lvl>
+    <w:lvl w:ilvl="7">
+      <w:start w:val="1"/>
+      <w:numFmt w:val="bullet"/>
+      <w:lvlText w:val="-"/>
+      <w:lvlJc w:val="left"/>
+      <w:pPr>
+        <w:ind w:left="5760" w:hanging="360"/>
+      </w:pPr>
+      <w:rPr>
+        <w:u w:val="none"/>
+      </w:rPr>
+    </w:lvl>
+    <w:lvl w:ilvl="8">
+      <w:start w:val="1"/>
+      <w:numFmt w:val="bullet"/>
+      <w:lvlText w:val="-"/>
+      <w:lvlJc w:val="left"/>
+      <w:pPr>
+        <w:ind w:left="6480" w:hanging="360"/>
+      </w:pPr>
+      <w:rPr>
+        <w:u w:val="none"/>
+      </w:rPr>
+    </w:lvl>
+  </w:abstractNum>
+  <w:abstractNum w:abstractNumId="7">
+    <w:lvl w:ilvl="0">
+      <w:start w:val="1"/>
+      <w:numFmt w:val="bullet"/>
+      <w:lvlText w:val="-"/>
+      <w:lvlJc w:val="left"/>
+      <w:pPr>
+        <w:ind w:left="720" w:hanging="360"/>
+      </w:pPr>
+      <w:rPr>
+        <w:u w:val="none"/>
+      </w:rPr>
+    </w:lvl>
+    <w:lvl w:ilvl="1">
+      <w:start w:val="1"/>
+      <w:numFmt w:val="bullet"/>
+      <w:lvlText w:val="-"/>
+      <w:lvlJc w:val="left"/>
+      <w:pPr>
+        <w:ind w:left="1440" w:hanging="360"/>
+      </w:pPr>
+      <w:rPr>
+        <w:u w:val="none"/>
+      </w:rPr>
+    </w:lvl>
+    <w:lvl w:ilvl="2">
+      <w:start w:val="1"/>
+      <w:numFmt w:val="bullet"/>
+      <w:lvlText w:val="-"/>
+      <w:lvlJc w:val="left"/>
+      <w:pPr>
+        <w:ind w:left="2160" w:hanging="360"/>
+      </w:pPr>
+      <w:rPr>
+        <w:u w:val="none"/>
+      </w:rPr>
+    </w:lvl>
+    <w:lvl w:ilvl="3">
+      <w:start w:val="1"/>
+      <w:numFmt w:val="bullet"/>
+      <w:lvlText w:val="-"/>
+      <w:lvlJc w:val="left"/>
+      <w:pPr>
+        <w:ind w:left="2880" w:hanging="360"/>
+      </w:pPr>
+      <w:rPr>
+        <w:u w:val="none"/>
+      </w:rPr>
+    </w:lvl>
+    <w:lvl w:ilvl="4">
+      <w:start w:val="1"/>
+      <w:numFmt w:val="bullet"/>
+      <w:lvlText w:val="-"/>
+      <w:lvlJc w:val="left"/>
+      <w:pPr>
+        <w:ind w:left="3600" w:hanging="360"/>
+      </w:pPr>
+      <w:rPr>
+        <w:u w:val="none"/>
+      </w:rPr>
+    </w:lvl>
+    <w:lvl w:ilvl="5">
+      <w:start w:val="1"/>
+      <w:numFmt w:val="bullet"/>
+      <w:lvlText w:val="-"/>
+      <w:lvlJc w:val="left"/>
+      <w:pPr>
+        <w:ind w:left="4320" w:hanging="360"/>
+      </w:pPr>
+      <w:rPr>
+        <w:u w:val="none"/>
+      </w:rPr>
+    </w:lvl>
+    <w:lvl w:ilvl="6">
+      <w:start w:val="1"/>
+      <w:numFmt w:val="bullet"/>
+      <w:lvlText w:val="-"/>
+      <w:lvlJc w:val="left"/>
+      <w:pPr>
+        <w:ind w:left="5040" w:hanging="360"/>
+      </w:pPr>
+      <w:rPr>
+        <w:u w:val="none"/>
+      </w:rPr>
+    </w:lvl>
+    <w:lvl w:ilvl="7">
+      <w:start w:val="1"/>
+      <w:numFmt w:val="bullet"/>
+      <w:lvlText w:val="-"/>
+      <w:lvlJc w:val="left"/>
+      <w:pPr>
+        <w:ind w:left="5760" w:hanging="360"/>
+      </w:pPr>
+      <w:rPr>
+        <w:u w:val="none"/>
+      </w:rPr>
+    </w:lvl>
+    <w:lvl w:ilvl="8">
+      <w:start w:val="1"/>
+      <w:numFmt w:val="bullet"/>
+      <w:lvlText w:val="-"/>
+      <w:lvlJc w:val="left"/>
+      <w:pPr>
+        <w:ind w:left="6480" w:hanging="360"/>
+      </w:pPr>
+      <w:rPr>
+        <w:u w:val="none"/>
+      </w:rPr>
+    </w:lvl>
+  </w:abstractNum>
+  <w:abstractNum w:abstractNumId="8">
     <w:lvl w:ilvl="0">
       <w:start w:val="1"/>
       <w:numFmt w:val="bullet"/>
@@ -7303,6 +8228,12 @@
   </w:num>
   <w:num w:numId="6">
     <w:abstractNumId w:val="6"/>
+  </w:num>
+  <w:num w:numId="7">
+    <w:abstractNumId w:val="7"/>
+  </w:num>
+  <w:num w:numId="8">
+    <w:abstractNumId w:val="8"/>
   </w:num>
 </w:numbering>
 </file>
